--- a/Session6_assignment.docx
+++ b/Session6_assignment.docx
@@ -62,7 +62,7 @@
           <w:szCs w:val="28"/>
         </w:rPr>
         <w:drawing>
-          <wp:inline distT="0" distB="0" distL="0" distR="0" wp14:anchorId="12FE6FC4" wp14:editId="5B444114">
+          <wp:inline distT="0" distB="0" distL="0" distR="0" wp14:anchorId="12FE6FC4" wp14:editId="33578523">
             <wp:extent cx="5731510" cy="680720"/>
             <wp:effectExtent l="0" t="0" r="2540" b="5080"/>
             <wp:docPr id="40665544" name="Picture 1"/>
@@ -118,7 +118,7 @@
           <w:szCs w:val="28"/>
         </w:rPr>
         <w:drawing>
-          <wp:inline distT="0" distB="0" distL="0" distR="0" wp14:anchorId="7DA5B31E" wp14:editId="79AF75B9">
+          <wp:inline distT="0" distB="0" distL="0" distR="0" wp14:anchorId="7DA5B31E" wp14:editId="1A07ABD3">
             <wp:extent cx="5731510" cy="977265"/>
             <wp:effectExtent l="0" t="0" r="2540" b="0"/>
             <wp:docPr id="787492437" name="Picture 2"/>
@@ -167,22 +167,6 @@
           <w:szCs w:val="28"/>
         </w:rPr>
       </w:pPr>
-    </w:p>
-    <w:p>
-      <w:pPr>
-        <w:rPr>
-          <w:sz w:val="28"/>
-          <w:szCs w:val="28"/>
-        </w:rPr>
-      </w:pPr>
-    </w:p>
-    <w:p>
-      <w:pPr>
-        <w:rPr>
-          <w:sz w:val="28"/>
-          <w:szCs w:val="28"/>
-        </w:rPr>
-      </w:pPr>
       <w:r>
         <w:rPr>
           <w:noProof/>
@@ -190,7 +174,7 @@
           <w:szCs w:val="28"/>
         </w:rPr>
         <w:drawing>
-          <wp:inline distT="0" distB="0" distL="0" distR="0" wp14:anchorId="3C928C9C" wp14:editId="40258015">
+          <wp:inline distT="0" distB="0" distL="0" distR="0" wp14:anchorId="3C928C9C" wp14:editId="21858337">
             <wp:extent cx="5731510" cy="2689225"/>
             <wp:effectExtent l="0" t="0" r="2540" b="0"/>
             <wp:docPr id="1125613377" name="Picture 3"/>
@@ -287,6 +271,14 @@
           <w:szCs w:val="28"/>
         </w:rPr>
       </w:pPr>
+    </w:p>
+    <w:p>
+      <w:pPr>
+        <w:rPr>
+          <w:sz w:val="28"/>
+          <w:szCs w:val="28"/>
+        </w:rPr>
+      </w:pPr>
       <w:r>
         <w:rPr>
           <w:b/>
@@ -319,7 +311,7 @@
           <w:szCs w:val="28"/>
         </w:rPr>
         <w:drawing>
-          <wp:inline distT="0" distB="0" distL="0" distR="0" wp14:anchorId="0597A177" wp14:editId="1C27DBBC">
+          <wp:inline distT="0" distB="0" distL="0" distR="0" wp14:anchorId="0597A177" wp14:editId="535FE949">
             <wp:extent cx="5731510" cy="1864995"/>
             <wp:effectExtent l="0" t="0" r="2540" b="1905"/>
             <wp:docPr id="663044798" name="Picture 4"/>
@@ -390,58 +382,18 @@
           <w:sz w:val="28"/>
           <w:szCs w:val="28"/>
         </w:rPr>
-        <w:t>Given a 'movies' table with columns 'title', '</w:t>
+        <w:t>Given a 'movies' table with columns 'title', 'release_year', and 'rating', write an SQL query to list all movies sorted first by release_year in descending order (latest first), then by rating in descending order (highest rated first)</w:t>
       </w:r>
-      <w:proofErr w:type="spellStart"/>
       <w:r>
         <w:rPr>
-          <w:sz w:val="28"/>
-          <w:szCs w:val="28"/>
-        </w:rPr>
-        <w:t>release_year</w:t>
-      </w:r>
-      <w:proofErr w:type="spellEnd"/>
-      <w:r>
-        <w:rPr>
-          <w:sz w:val="28"/>
-          <w:szCs w:val="28"/>
-        </w:rPr>
-        <w:t xml:space="preserve">', and 'rating', write an SQL query to list all movies sorted first by </w:t>
-      </w:r>
-      <w:proofErr w:type="spellStart"/>
-      <w:r>
-        <w:rPr>
-          <w:sz w:val="28"/>
-          <w:szCs w:val="28"/>
-        </w:rPr>
-        <w:t>release_year</w:t>
-      </w:r>
-      <w:proofErr w:type="spellEnd"/>
-      <w:r>
-        <w:rPr>
-          <w:sz w:val="28"/>
-          <w:szCs w:val="28"/>
-        </w:rPr>
-        <w:t xml:space="preserve"> in descending order (latest first), then by rating in descending order (highest rated first).</w:t>
-      </w:r>
-    </w:p>
-    <w:p>
-      <w:pPr>
-        <w:rPr>
-          <w:sz w:val="28"/>
-          <w:szCs w:val="28"/>
-        </w:rPr>
-      </w:pPr>
-      <w:r>
-        <w:rPr>
           <w:noProof/>
           <w:sz w:val="28"/>
           <w:szCs w:val="28"/>
         </w:rPr>
         <w:drawing>
-          <wp:inline distT="0" distB="0" distL="0" distR="0" wp14:anchorId="1F27E70B" wp14:editId="37A40CF7">
+          <wp:inline distT="0" distB="0" distL="0" distR="0" wp14:anchorId="1F27E70B" wp14:editId="197E7091">
             <wp:extent cx="5731510" cy="693420"/>
-            <wp:effectExtent l="0" t="0" r="2540" b="0"/>
+            <wp:effectExtent l="19050" t="209550" r="21590" b="220980"/>
             <wp:docPr id="1227017818" name="Picture 5"/>
             <wp:cNvGraphicFramePr>
               <a:graphicFrameLocks xmlns:a="http://schemas.openxmlformats.org/drawingml/2006/main" noChangeAspect="1"/>
@@ -495,7 +447,7 @@
           <w:szCs w:val="28"/>
         </w:rPr>
         <w:drawing>
-          <wp:inline distT="0" distB="0" distL="0" distR="0" wp14:anchorId="020E08D8" wp14:editId="46940581">
+          <wp:inline distT="0" distB="0" distL="0" distR="0" wp14:anchorId="020E08D8" wp14:editId="550D8F9C">
             <wp:extent cx="5731510" cy="904875"/>
             <wp:effectExtent l="0" t="0" r="2540" b="9525"/>
             <wp:docPr id="1618143840" name="Picture 6"/>
@@ -559,7 +511,7 @@
           <w:szCs w:val="28"/>
         </w:rPr>
         <w:drawing>
-          <wp:inline distT="0" distB="0" distL="0" distR="0" wp14:anchorId="23331608" wp14:editId="2053B6AE">
+          <wp:inline distT="0" distB="0" distL="0" distR="0" wp14:anchorId="23331608" wp14:editId="625E41C2">
             <wp:extent cx="5731510" cy="1913890"/>
             <wp:effectExtent l="0" t="0" r="2540" b="0"/>
             <wp:docPr id="1950157636" name="Picture 7"/>
@@ -631,7 +583,6 @@
           <w:sz w:val="28"/>
           <w:szCs w:val="28"/>
         </w:rPr>
-        <w:lastRenderedPageBreak/>
         <w:t>4.</w:t>
       </w:r>
       <w:r>
@@ -639,113 +590,24 @@
           <w:sz w:val="28"/>
           <w:szCs w:val="28"/>
         </w:rPr>
-        <w:t xml:space="preserve">Write an SQL query to display the first 10 restaurants from a 'restaurants' table, sorted alphabetically by name, just like Zomato's A-Z </w:t>
+        <w:t>Write an SQL query to display the first 10 restaurants from a 'restaurants' table, sorted alphabetically by name, just like Zomato's A-Z listing.&lt;br&gt;&lt;br&gt;&lt;em&gt;&lt;strong&gt;Hint:&lt;/strong&gt; Use ORDER BY with LIMIT.&lt;/em&gt;</w:t>
       </w:r>
-      <w:proofErr w:type="gramStart"/>
+    </w:p>
+    <w:p>
+      <w:pPr>
+        <w:rPr>
+          <w:sz w:val="28"/>
+          <w:szCs w:val="28"/>
+        </w:rPr>
+      </w:pPr>
       <w:r>
         <w:rPr>
-          <w:sz w:val="28"/>
-          <w:szCs w:val="28"/>
-        </w:rPr>
-        <w:t>listing.&lt;</w:t>
-      </w:r>
-      <w:proofErr w:type="spellStart"/>
-      <w:proofErr w:type="gramEnd"/>
-      <w:r>
-        <w:rPr>
-          <w:sz w:val="28"/>
-          <w:szCs w:val="28"/>
-        </w:rPr>
-        <w:t>br</w:t>
-      </w:r>
-      <w:proofErr w:type="spellEnd"/>
-      <w:r>
-        <w:rPr>
-          <w:sz w:val="28"/>
-          <w:szCs w:val="28"/>
-        </w:rPr>
-        <w:t>&gt;&lt;</w:t>
-      </w:r>
-      <w:proofErr w:type="spellStart"/>
-      <w:r>
-        <w:rPr>
-          <w:sz w:val="28"/>
-          <w:szCs w:val="28"/>
-        </w:rPr>
-        <w:t>br</w:t>
-      </w:r>
-      <w:proofErr w:type="spellEnd"/>
-      <w:r>
-        <w:rPr>
-          <w:sz w:val="28"/>
-          <w:szCs w:val="28"/>
-        </w:rPr>
-        <w:t>&gt;&lt;</w:t>
-      </w:r>
-      <w:proofErr w:type="spellStart"/>
-      <w:r>
-        <w:rPr>
-          <w:sz w:val="28"/>
-          <w:szCs w:val="28"/>
-        </w:rPr>
-        <w:t>em</w:t>
-      </w:r>
-      <w:proofErr w:type="spellEnd"/>
-      <w:r>
-        <w:rPr>
-          <w:sz w:val="28"/>
-          <w:szCs w:val="28"/>
-        </w:rPr>
-        <w:t xml:space="preserve">&gt;&lt;strong&gt;Hint:&lt;/strong&gt; Use ORDER BY with </w:t>
-      </w:r>
-      <w:proofErr w:type="gramStart"/>
-      <w:r>
-        <w:rPr>
-          <w:sz w:val="28"/>
-          <w:szCs w:val="28"/>
-        </w:rPr>
-        <w:t>LIMIT.&lt;</w:t>
-      </w:r>
-      <w:proofErr w:type="gramEnd"/>
-      <w:r>
-        <w:rPr>
-          <w:sz w:val="28"/>
-          <w:szCs w:val="28"/>
-        </w:rPr>
-        <w:t>/</w:t>
-      </w:r>
-      <w:proofErr w:type="spellStart"/>
-      <w:r>
-        <w:rPr>
-          <w:sz w:val="28"/>
-          <w:szCs w:val="28"/>
-        </w:rPr>
-        <w:t>em</w:t>
-      </w:r>
-      <w:proofErr w:type="spellEnd"/>
-      <w:r>
-        <w:rPr>
-          <w:sz w:val="28"/>
-          <w:szCs w:val="28"/>
-        </w:rPr>
-        <w:t>&gt;</w:t>
-      </w:r>
-    </w:p>
-    <w:p>
-      <w:pPr>
-        <w:rPr>
-          <w:sz w:val="28"/>
-          <w:szCs w:val="28"/>
-        </w:rPr>
-      </w:pPr>
-      <w:r>
-        <w:rPr>
           <w:noProof/>
           <w:sz w:val="28"/>
           <w:szCs w:val="28"/>
         </w:rPr>
         <w:drawing>
-          <wp:inline distT="0" distB="0" distL="0" distR="0" wp14:anchorId="54C47539" wp14:editId="5AB85D2A">
+          <wp:inline distT="0" distB="0" distL="0" distR="0" wp14:anchorId="54C47539" wp14:editId="6D9E0622">
             <wp:extent cx="5731510" cy="711835"/>
             <wp:effectExtent l="0" t="0" r="2540" b="0"/>
             <wp:docPr id="64713753" name="Picture 8"/>
@@ -801,7 +663,7 @@
           <w:szCs w:val="28"/>
         </w:rPr>
         <w:drawing>
-          <wp:inline distT="0" distB="0" distL="0" distR="0" wp14:anchorId="7E8EBC27" wp14:editId="0841ADE2">
+          <wp:inline distT="0" distB="0" distL="0" distR="0" wp14:anchorId="7E8EBC27" wp14:editId="762E69CE">
             <wp:extent cx="5731510" cy="1004570"/>
             <wp:effectExtent l="0" t="0" r="2540" b="5080"/>
             <wp:docPr id="2004500013" name="Picture 9"/>
@@ -865,7 +727,7 @@
           <w:szCs w:val="28"/>
         </w:rPr>
         <w:drawing>
-          <wp:inline distT="0" distB="0" distL="0" distR="0" wp14:anchorId="720CE812" wp14:editId="1BEDAE3A">
+          <wp:inline distT="0" distB="0" distL="0" distR="0" wp14:anchorId="720CE812" wp14:editId="72D1D03B">
             <wp:extent cx="5731510" cy="2381885"/>
             <wp:effectExtent l="0" t="0" r="2540" b="0"/>
             <wp:docPr id="824886034" name="Picture 10"/>
@@ -993,129 +855,24 @@
           <w:sz w:val="28"/>
           <w:szCs w:val="28"/>
         </w:rPr>
-        <w:t xml:space="preserve">Suppose you want to display the top 3 trending songs from a 'songs' table based on </w:t>
+        <w:t>Suppose you want to display the top 3 trending songs from a 'songs' table based on play_count, but if two songs have the same play_count, the more recently added song should come first. Write the SQL query to achieve this.&lt;br&gt;&lt;br&gt;&lt;em&gt;&lt;strong&gt;Hint:&lt;/strong&gt; Use ORDER BY with multiple columns.&lt;/em&gt;</w:t>
       </w:r>
-      <w:proofErr w:type="spellStart"/>
+    </w:p>
+    <w:p>
+      <w:pPr>
+        <w:rPr>
+          <w:sz w:val="28"/>
+          <w:szCs w:val="28"/>
+        </w:rPr>
+      </w:pPr>
       <w:r>
         <w:rPr>
-          <w:sz w:val="28"/>
-          <w:szCs w:val="28"/>
-        </w:rPr>
-        <w:t>play_count</w:t>
-      </w:r>
-      <w:proofErr w:type="spellEnd"/>
-      <w:r>
-        <w:rPr>
-          <w:sz w:val="28"/>
-          <w:szCs w:val="28"/>
-        </w:rPr>
-        <w:t xml:space="preserve">, but if two songs have the same </w:t>
-      </w:r>
-      <w:proofErr w:type="spellStart"/>
-      <w:r>
-        <w:rPr>
-          <w:sz w:val="28"/>
-          <w:szCs w:val="28"/>
-        </w:rPr>
-        <w:t>play_count</w:t>
-      </w:r>
-      <w:proofErr w:type="spellEnd"/>
-      <w:r>
-        <w:rPr>
-          <w:sz w:val="28"/>
-          <w:szCs w:val="28"/>
-        </w:rPr>
-        <w:t xml:space="preserve">, the more recently added song should come first. Write the SQL query to achieve </w:t>
-      </w:r>
-      <w:proofErr w:type="gramStart"/>
-      <w:r>
-        <w:rPr>
-          <w:sz w:val="28"/>
-          <w:szCs w:val="28"/>
-        </w:rPr>
-        <w:t>this.&lt;</w:t>
-      </w:r>
-      <w:proofErr w:type="spellStart"/>
-      <w:proofErr w:type="gramEnd"/>
-      <w:r>
-        <w:rPr>
-          <w:sz w:val="28"/>
-          <w:szCs w:val="28"/>
-        </w:rPr>
-        <w:t>br</w:t>
-      </w:r>
-      <w:proofErr w:type="spellEnd"/>
-      <w:r>
-        <w:rPr>
-          <w:sz w:val="28"/>
-          <w:szCs w:val="28"/>
-        </w:rPr>
-        <w:t>&gt;&lt;</w:t>
-      </w:r>
-      <w:proofErr w:type="spellStart"/>
-      <w:r>
-        <w:rPr>
-          <w:sz w:val="28"/>
-          <w:szCs w:val="28"/>
-        </w:rPr>
-        <w:t>br</w:t>
-      </w:r>
-      <w:proofErr w:type="spellEnd"/>
-      <w:r>
-        <w:rPr>
-          <w:sz w:val="28"/>
-          <w:szCs w:val="28"/>
-        </w:rPr>
-        <w:t>&gt;&lt;</w:t>
-      </w:r>
-      <w:proofErr w:type="spellStart"/>
-      <w:r>
-        <w:rPr>
-          <w:sz w:val="28"/>
-          <w:szCs w:val="28"/>
-        </w:rPr>
-        <w:t>em</w:t>
-      </w:r>
-      <w:proofErr w:type="spellEnd"/>
-      <w:r>
-        <w:rPr>
-          <w:sz w:val="28"/>
-          <w:szCs w:val="28"/>
-        </w:rPr>
-        <w:t>&gt;&lt;strong&gt;Hint:&lt;/strong&gt; Use ORDER BY with multiple columns.&lt;/</w:t>
-      </w:r>
-      <w:proofErr w:type="spellStart"/>
-      <w:r>
-        <w:rPr>
-          <w:sz w:val="28"/>
-          <w:szCs w:val="28"/>
-        </w:rPr>
-        <w:t>em</w:t>
-      </w:r>
-      <w:proofErr w:type="spellEnd"/>
-      <w:r>
-        <w:rPr>
-          <w:sz w:val="28"/>
-          <w:szCs w:val="28"/>
-        </w:rPr>
-        <w:t>&gt;</w:t>
-      </w:r>
-    </w:p>
-    <w:p>
-      <w:pPr>
-        <w:rPr>
-          <w:sz w:val="28"/>
-          <w:szCs w:val="28"/>
-        </w:rPr>
-      </w:pPr>
-      <w:r>
-        <w:rPr>
           <w:noProof/>
           <w:sz w:val="28"/>
           <w:szCs w:val="28"/>
         </w:rPr>
         <w:drawing>
-          <wp:inline distT="0" distB="0" distL="0" distR="0" wp14:anchorId="55A82CFA" wp14:editId="00C765F9">
+          <wp:inline distT="0" distB="0" distL="0" distR="0" wp14:anchorId="55A82CFA" wp14:editId="4A95E07C">
             <wp:extent cx="5731510" cy="804545"/>
             <wp:effectExtent l="0" t="0" r="2540" b="0"/>
             <wp:docPr id="230937506" name="Picture 11"/>
@@ -1171,7 +928,7 @@
           <w:szCs w:val="28"/>
         </w:rPr>
         <w:drawing>
-          <wp:inline distT="0" distB="0" distL="0" distR="0" wp14:anchorId="79888A60" wp14:editId="547DFFB3">
+          <wp:inline distT="0" distB="0" distL="0" distR="0" wp14:anchorId="79888A60" wp14:editId="6D896288">
             <wp:extent cx="5731510" cy="1004570"/>
             <wp:effectExtent l="0" t="0" r="2540" b="5080"/>
             <wp:docPr id="1669155611" name="Picture 12"/>
@@ -1235,7 +992,7 @@
           <w:szCs w:val="28"/>
         </w:rPr>
         <w:drawing>
-          <wp:inline distT="0" distB="0" distL="0" distR="0" wp14:anchorId="1144F9AE" wp14:editId="3F8460AF">
+          <wp:inline distT="0" distB="0" distL="0" distR="0" wp14:anchorId="1144F9AE" wp14:editId="0D2F602D">
             <wp:extent cx="5731510" cy="1301115"/>
             <wp:effectExtent l="0" t="0" r="2540" b="0"/>
             <wp:docPr id="1023490525" name="Picture 13"/>
@@ -1989,6 +1746,7 @@
   <w:style w:type="character" w:default="1" w:styleId="DefaultParagraphFont">
     <w:name w:val="Default Paragraph Font"/>
     <w:uiPriority w:val="1"/>
+    <w:semiHidden/>
     <w:unhideWhenUsed/>
   </w:style>
   <w:style w:type="table" w:default="1" w:styleId="TableNormal">
